--- a/rapports/16_02_2026/MAMADOU_DIOP/coh_EQ31_sup_131101000060.docx
+++ b/rapports/16_02_2026/MAMADOU_DIOP/coh_EQ31_sup_131101000060.docx
@@ -25,7 +25,7 @@
         <w:br/>
         <w:t>Grappe: 131101000060</w:t>
         <w:br/>
-        <w:t>Date: 16/02/2026 a 12:41</w:t>
+        <w:t>Date: 16/02/2026 a 12:58</w:t>
       </w:r>
     </w:p>
     <w:p/>

--- a/rapports/16_02_2026/MAMADOU_DIOP/coh_EQ31_sup_131101000060.docx
+++ b/rapports/16_02_2026/MAMADOU_DIOP/coh_EQ31_sup_131101000060.docx
@@ -25,7 +25,7 @@
         <w:br/>
         <w:t>Grappe: 131101000060</w:t>
         <w:br/>
-        <w:t>Date: 16/02/2026 a 12:58</w:t>
+        <w:t>Date: 16/02/2026 a 13:05</w:t>
       </w:r>
     </w:p>
     <w:p/>
@@ -119,7 +119,7 @@
           </w:tcPr>
           <w:p>
             <w:r>
-              <w:t>27</w:t>
+              <w:t>26</w:t>
             </w:r>
           </w:p>
         </w:tc>
@@ -455,7 +455,7 @@
           </w:tcPr>
           <w:p>
             <w:r>
-              <w:t>Section3</w:t>
+              <w:t>Section17</w:t>
             </w:r>
           </w:p>
         </w:tc>
@@ -465,7 +465,7 @@
           </w:tcPr>
           <w:p>
             <w:r>
-              <w:t>Sante</w:t>
+              <w:t>Elevage</w:t>
             </w:r>
           </w:p>
         </w:tc>
@@ -487,7 +487,7 @@
           </w:tcPr>
           <w:p>
             <w:r>
-              <w:t>Section17</w:t>
+              <w:t>Section3</w:t>
             </w:r>
           </w:p>
         </w:tc>
@@ -497,7 +497,7 @@
           </w:tcPr>
           <w:p>
             <w:r>
-              <w:t>Elevage</w:t>
+              <w:t>Sante</w:t>
             </w:r>
           </w:p>
         </w:tc>
@@ -507,7 +507,7 @@
           </w:tcPr>
           <w:p>
             <w:r>
-              <w:t>7</w:t>
+              <w:t>6</w:t>
             </w:r>
           </w:p>
         </w:tc>
@@ -1002,7 +1002,7 @@
         <w:rPr>
           <w:sz w:val="20"/>
         </w:rPr>
-        <w:t>- Attention ! Le prix unitaire d'achat (33.33333 Fcfa) de Piment frais en Pièce (Tres petit) est relativement faible par rapport aux autres prix observés dans cette zone. Prière de corriger ou de confirmer avec le QG. Attention ! Le prix unitaire d'achat (50 Fcfa) de Poivre en Sachets industriel (Tres petit) est relativement élevé par rapport aux autres prix observés dans cette zone. Prière de corriger ou de confirmer avec le QG. Attention ! Le prix unitaire d'achat (9.090909 Fcfa) de Capitaine frais en Pièce (Petit) est relativement faible par rapport aux autres prix observés dans cette zone. Prière de corriger ou de confirmer avec le QG. Avertissement!! La quantité (3.5 litre) du produit Huile de soja  consommée  par le ménage semble très élevé, prière de corriger ou confirmer avec le QG. Avertissement!! Les quantités du Thé en feuille consommées en Sachets industriel semble incoherent car les ménages consomment géneralement en sachet ou en paquet, prière de corriger ou confirmer avec le QG. Avertissement!!! Le ménage a consommé 14 Paquet Tres petit de Thé en sachet, cette quantité semble anormale pour une consommation des 7 derniers jours.Prière de corriger ou de confirmer avec le QG. Avertissement!! le prix unitaire (100 Fcfa) de Thé en sachet (unité: Paquet) de taille Tres petit est très faible ou élevé. Prière de corriger ou de confirmer avec le QG. Avertissement!!!Le ménage a consommé 70 Sachets de Petit de Lait en poudre  ce qui semble incoherent pour une consommation aucours des 7 derniers jours, prière de verifier et corriger. Attention ! Le prix unitaire d'achat (50 Fcfa) de Lait en poudre en Sachets (Petit) est relativement faible par rapport aux autres prix observés dans cette zone. Prière de corriger ou de confirmer avec le QG. Incohérence!! Dans ce ménage, chaque individus consomme par jour 29.53041 Kg  de cereale; Prière de revoir les quantités prises de ces produits. Incohérence!! Dans ce ménage, chaque individus consomme par jour 29.53041 Kg  de cereale; Prière de revoir les quantités prises de ces produits.</w:t>
+        <w:t>- Attention ! Le prix unitaire d'achat (33.33333 Fcfa) de Piment frais en Pièce (Tres petit) est relativement faible par rapport aux autres prix observés dans cette zone. Prière de corriger ou de confirmer avec le QG. Attention ! Le prix unitaire d'achat (9.090909 Fcfa) de Capitaine frais en Pièce (Petit) est relativement faible par rapport aux autres prix observés dans cette zone. Prière de corriger ou de confirmer avec le QG. Avertissement!! La quantité (3.5 litre) du produit Huile de soja  consommée  par le ménage semble très élevé, prière de corriger ou confirmer avec le QG. Avertissement!! Les quantités du Thé en feuille consommées en Sachets industriel semble incoherent car les ménages consomment géneralement en sachet ou en paquet, prière de corriger ou confirmer avec le QG. Avertissement!!! Le ménage a consommé 14 Paquet Tres petit de Thé en sachet, cette quantité semble anormale pour une consommation des 7 derniers jours.Prière de corriger ou de confirmer avec le QG. Avertissement!! le prix unitaire (100 Fcfa) de Thé en sachet (unité: Paquet) de taille Tres petit est très faible ou élevé. Prière de corriger ou de confirmer avec le QG. Avertissement!!!Le ménage a consommé 70 Sachets de Petit de Lait en poudre  ce qui semble incoherent pour une consommation aucours des 7 derniers jours, prière de verifier et corriger. Attention ! Le prix unitaire d'achat (50 Fcfa) de Lait en poudre en Sachets (Petit) est relativement faible par rapport aux autres prix observés dans cette zone. Prière de corriger ou de confirmer avec le QG. Incohérence!! Dans ce ménage, chaque individus consomme par jour 55.45633 Kg  de cereale; Prière de revoir les quantités prises de ces produits. Incohérence!! Dans ce ménage, chaque individus consomme par jour 55.45633 Kg  de cereale; Prière de revoir les quantités prises de ces produits.</w:t>
       </w:r>
     </w:p>
     <w:p>
@@ -1593,7 +1593,7 @@
         <w:rPr>
           <w:sz w:val="20"/>
         </w:rPr>
-        <w:t>- Attention ! Le prix unitaire d'achat (200 Fcfa) de Choux en Pièce (Petit) est relativement élevé par rapport aux autres prix observés dans cette zone. Prière de corriger ou de confirmer avec le QG. Attention ! Le prix unitaire d'achat (200 Fcfa) de Manioc en tubercules en Pièce (Petit) est relativement élevé par rapport aux autres prix observés dans cette zone. Prière de corriger ou de confirmer avec le QG. Avertissement!!! Le ménage a consommé 4 Paquet Tres petit de Thé en sachet, cette quantité semble anormale pour une consommation des 7 derniers jours.Prière de corriger ou de confirmer avec le QG. Avertissement!! le prix unitaire (150 Fcfa) de Thé en sachet (unité: Paquet) de taille Tres petit est très faible ou élevé. Prière de corriger ou de confirmer avec le QG. Incohérence!! Dans ce ménage, chaque individus consomme par jour 34.05375 Kg  de cereale; Prière de revoir les quantités prises de ces produits. Incohérence!! Dans ce ménage, chaque individus consomme par jour 34.05375 Kg  de cereale; Prière de revoir les quantités prises de ces produits.</w:t>
+        <w:t>- Attention ! Le prix unitaire d'achat (200 Fcfa) de Choux en Pièce (Petit) est relativement élevé par rapport aux autres prix observés dans cette zone. Prière de corriger ou de confirmer avec le QG. Attention ! Le prix unitaire d'achat (200 Fcfa) de Manioc en tubercules en Pièce (Petit) est relativement élevé par rapport aux autres prix observés dans cette zone. Prière de corriger ou de confirmer avec le QG. Avertissement!!! Le ménage a consommé 4 Paquet Tres petit de Thé en sachet, cette quantité semble anormale pour une consommation des 7 derniers jours.Prière de corriger ou de confirmer avec le QG. Avertissement!! le prix unitaire (150 Fcfa) de Thé en sachet (unité: Paquet) de taille Tres petit est très faible ou élevé. Prière de corriger ou de confirmer avec le QG. Incohérence!! Dans ce ménage, chaque individus consomme par jour 54.96893 Kg  de cereale; Prière de revoir les quantités prises de ces produits. Incohérence!! Dans ce ménage, chaque individus consomme par jour 54.96893 Kg  de cereale; Prière de revoir les quantités prises de ces produits.</w:t>
       </w:r>
     </w:p>
     <w:p>
@@ -1658,7 +1658,7 @@
         </w:rPr>
         <w:t xml:space="preserve">- La superficie de la parcelle MAÎS est de 9999 Mètre Carré (m^2), elle doit être renseignée et ne doit pas contenir des chiffres de 9999 ou 0. Prière de corriger. Le document légal (titre, acte, certificat etc. ) qui affirme votre possession de la parcelle MAÎS est  et semble exister dans les modalités, prière de prendre attache avec le QG pour plus d'explication afin de la classer bien. </w:t>
         <w:br/>
-        <w:t>- La superficie de la parcelle MAÎS selon l'exploitant est de 30 Mètre Carré (m^2) qui semble faible ou l'estimation ne semble pas bonne. Prière de corriger. Le document légal (titre, acte, certificat etc. ) qui affirme votre possession de la parcelle MAÎS est  et semble exister dans les modalités, prière de prendre attache avec le QG pour plus d'explication afin de la classer bien.</w:t>
+        <w:t>- La superficie de la parcelle MAÎS selon l'exploitant est de 30 Mètre Carré (m^2) qui semble faible ou l'estimation ne semble pas bonne. Prière de corriger. La parcelle MAÎS n'a pas été mésurée pour des raisons comme qu'elle est trop petite, GPS en panne et que le Ménage indisponible. Nous vous rappelons que ces raisons ne passent pas pour la non mesure des parcelles prière de les mésurer. Le document légal (titre, acte, certificat etc. ) qui affirme votre possession de la parcelle MAÎS est  et semble exister dans les modalités, prière de prendre attache avec le QG pour plus d'explication afin de la classer bien.</w:t>
       </w:r>
     </w:p>
     <w:p>
@@ -2142,7 +2142,7 @@
         <w:rPr>
           <w:sz w:val="20"/>
         </w:rPr>
-        <w:t>- Attention ! Le prix unitaire d'achat (150 Fcfa) de Patate douce en Pièce (Petit) est relativement élevé par rapport aux autres prix observés dans cette zone. Prière de corriger ou de confirmer avec le QG. Attention ! Le prix unitaire d'achat (50 Fcfa) de Aubergine sauvage  en Pièce (Moyen) est relativement faible par rapport aux autres prix observés dans cette zone. Prière de corriger ou de confirmer avec le QG. Avertissement!!! Le ménage a consommé 14 Paquet Tres petit de Thé en sachet, cette quantité semble anormale pour une consommation des 7 derniers jours.Prière de corriger ou de confirmer avec le QG. Avertissement!! le prix unitaire (100 Fcfa) de Thé en sachet (unité: Paquet) de taille Tres petit est très faible ou élevé. Prière de corriger ou de confirmer avec le QG. Avertissement!!! Le ménage a consommé 28 Verre ( à thé) taille unique de Sucre en poudre , cette quantité semble anormale pour une consommation des 7 derniers jours.Prière de corriger ou de confirmer avec le QG. Incohérence!! Dans ce ménage, chaque individus consomme par jour 10.68102 Kg  de cereale; Prière de revoir les quantités prises de ces produits.</w:t>
+        <w:t>- Attention ! Le prix unitaire d'achat (150 Fcfa) de Ail en Gousse (Moyen) est relativement élevé par rapport aux autres prix observés dans cette zone. Prière de corriger ou de confirmer avec le QG. Attention ! Le prix unitaire d'achat (150 Fcfa) de Patate douce en Pièce (Petit) est relativement élevé par rapport aux autres prix observés dans cette zone. Prière de corriger ou de confirmer avec le QG. Attention ! Le prix unitaire d'achat (3000 Fcfa) de Viande de bœuf: côte, entrecôte, bifteck en Tas (Petit) est relativement élevé par rapport aux autres prix observés dans cette zone. Prière de corriger ou de confirmer avec le QG. Attention ! Le prix unitaire d'achat (50 Fcfa) de Aubergine sauvage  en Pièce (Moyen) est relativement faible par rapport aux autres prix observés dans cette zone. Prière de corriger ou de confirmer avec le QG. Attention ! Le prix unitaire d'achat (50 Fcfa) de Lait frais stérilisé, demi écrémé en Sachets industriel (Tres petit) est relativement faible par rapport aux autres prix observés dans cette zone. Prière de corriger ou de confirmer avec le QG. Avertissement!!! Le ménage a consommé 14 Paquet Tres petit de Thé en sachet, cette quantité semble anormale pour une consommation des 7 derniers jours.Prière de corriger ou de confirmer avec le QG. Avertissement!! le prix unitaire (100 Fcfa) de Thé en sachet (unité: Paquet) de taille Tres petit est très faible ou élevé. Prière de corriger ou de confirmer avec le QG. Avertissement!!! Le ménage a consommé 28 Verre ( à thé) taille unique de Sucre en poudre , cette quantité semble anormale pour une consommation des 7 derniers jours.Prière de corriger ou de confirmer avec le QG. Incohérence!! Dans ce ménage, chaque individus consomme par jour 21.72184 Kg  de cereale; Prière de revoir les quantités prises de ces produits.</w:t>
       </w:r>
     </w:p>
     <w:p>
@@ -2184,7 +2184,7 @@
         <w:rPr>
           <w:sz w:val="20"/>
         </w:rPr>
-        <w:t xml:space="preserve">- La superficie de la parcelle MAIS selon les mesures GPS est de 500 hectare qui semble élevé ou faible, prière de corriger. Le document légal (titre, acte, certificat etc. ) qui affirme votre possession de la parcelle MAIS est  et semble exister dans les modalités, prière de prendre attache avec le QG pour plus d'explication afin de la classer bien. </w:t>
+        <w:t xml:space="preserve">- La parcelle MAIS n'a pas été mésurée pour des raisons comme qu'elle est trop petite, GPS en panne et que le Ménage indisponible. Nous vous rappelons que ces raisons ne passent pas pour la non mesure des parcelles prière de les mésurer. Le document légal (titre, acte, certificat etc. ) qui affirme votre possession de la parcelle MAIS est  et semble exister dans les modalités, prière de prendre attache avec le QG pour plus d'explication afin de la classer bien. </w:t>
         <w:br/>
         <w:t>- La superficie de la parcelle MAIS selon les mesures GPS est de 500 hectare qui semble élevé ou faible, prière de corriger. Le document légal (titre, acte, certificat etc. ) qui affirme votre possession de la parcelle MAIS est  et semble exister dans les modalités, prière de prendre attache avec le QG pour plus d'explication afin de la classer bien.</w:t>
       </w:r>
@@ -2658,7 +2658,7 @@
         <w:rPr>
           <w:sz w:val="20"/>
         </w:rPr>
-        <w:t>- Attention ! Le prix unitaire d'achat (625 Fcfa) de Oignon frais en Kg (taille unique) est relativement élevé par rapport aux autres prix observés dans cette zone. Prière de corriger ou de confirmer avec le QG. Attention ! Soupçons de quantité anormale! Le ménage de HAWKA SOUARE avec une taille de 6 personnes a consommé 2.5 Kg en taille unique de Pomme de terre qui est relativement élevé comme consommation par rapport à la condition de vie des autres ménages de même taille dans cette zone. Prière de corriger ou de confirmer avec le QG. Avertissement!!! Le ménage a consommé 21 Sachets Petit de Sucre en poudre , cette quantité semble anormale pour une consommation des 7 derniers jours.Prière de corriger ou de confirmer avec le QG. Avertissement!!! Le ménage a consommé 7 Paquet Tres petit de Thé en sachet, cette quantité semble anormale pour une consommation des 7 derniers jours.Prière de corriger ou de confirmer avec le QG. Avertissement!! le prix unitaire (100 Fcfa) de Thé en sachet (unité: Paquet) de taille Tres petit est très faible ou élevé. Prière de corriger ou de confirmer avec le QG. Incohérence!! Dans ce ménage, chaque individus consomme par jour 37.70833 Kg  de cereale; Prière de revoir les quantités prises de ces produits. Incohérence!! Dans ce ménage, chaque individus consomme par jour 37.70833 Kg  de cereale; Prière de revoir les quantités prises de ces produits.</w:t>
+        <w:t>- Attention ! Soupçons de quantité anormale! Le ménage de HAWKA SOUARE avec une taille de 6 personnes a consommé 2.5 Kg en taille unique de Pomme de terre qui est relativement élevé comme consommation par rapport à la condition de vie des autres ménages de même taille dans cette zone. Prière de corriger ou de confirmer avec le QG. Attention ! Soupçons de quantité anormale! Le ménage de HAWKA SOUARE avec une taille de 6 personnes a consommé 20 Pièce en Petit de Oignon frais qui est relativement élevé comme consommation par rapport à la condition de vie des autres ménages de même taille dans cette zone. Prière de corriger ou de confirmer avec le QG. Avertissement!!! Le ménage a consommé 21 Sachets Petit de Sucre en poudre , cette quantité semble anormale pour une consommation des 7 derniers jours.Prière de corriger ou de confirmer avec le QG. Attention ! Soupçons de quantité anormale! Le ménage de HAWKA SOUARE avec une taille de 6 personnes a consommé 21 Sachets en Petit de Sucre en poudre  qui est relativement élevé comme consommation par rapport à la condition de vie des autres ménages de même taille dans cette zone. Prière de corriger ou de confirmer avec le QG. Avertissement!!! Le ménage a consommé 7 Paquet Tres petit de Thé en sachet, cette quantité semble anormale pour une consommation des 7 derniers jours.Prière de corriger ou de confirmer avec le QG. Avertissement!! le prix unitaire (100 Fcfa) de Thé en sachet (unité: Paquet) de taille Tres petit est très faible ou élevé. Prière de corriger ou de confirmer avec le QG. Incohérence!! Dans ce ménage, chaque individus consomme par jour 63.81548 Kg  de cereale; Prière de revoir les quantités prises de ces produits. Incohérence!! Dans ce ménage, chaque individus consomme par jour 63.81548 Kg  de cereale; Prière de revoir les quantités prises de ces produits.</w:t>
       </w:r>
     </w:p>
     <w:p>
@@ -3214,7 +3214,7 @@
         <w:rPr>
           <w:sz w:val="20"/>
         </w:rPr>
-        <w:t>- Attention ! Le prix unitaire d'achat (100 Fcfa) de Ail en Morceau (Portion) (Petit) est relativement élevé par rapport aux autres prix observés dans cette zone. Prière de corriger ou de confirmer avec le QG. Avertissement!!! Le ménage a consommé 21 Verre ( à thé) taille unique de Sucre en poudre , cette quantité semble anormale pour une consommation des 7 derniers jours.Prière de corriger ou de confirmer avec le QG. Avertissement!!! Le ménage a consommé 6 Cuillère Moyen de Pâte d'arachide, cette quantité semble anormale pour une consommation des 7 derniers jours. Etes vous sur d'avoir selectionner la bonne unitée ? prière de verifier et corriger. Incohérence!! Dans ce ménage, chaque individus consomme par jour 56.16286 Kg  de cereale; Prière de revoir les quantités prises de ces produits.</w:t>
+        <w:t>- Attention ! Le prix unitaire d'achat (100 Fcfa) de Ail en Morceau (Portion) (Petit) est relativement élevé par rapport aux autres prix observés dans cette zone. Prière de corriger ou de confirmer avec le QG. Attention ! Le prix unitaire d'achat (25 Fcfa) de Poivre en Sachets (Tres petit) est relativement faible par rapport aux autres prix observés dans cette zone. Prière de corriger ou de confirmer avec le QG. Avertissement!!! Le ménage a consommé 21 Verre ( à thé) taille unique de Sucre en poudre , cette quantité semble anormale pour une consommation des 7 derniers jours.Prière de corriger ou de confirmer avec le QG. Avertissement!!! Le ménage a consommé 6 Cuillère Moyen de Pâte d'arachide, cette quantité semble anormale pour une consommation des 7 derniers jours. Etes vous sur d'avoir selectionner la bonne unitée ? prière de verifier et corriger. Incohérence!! Dans ce ménage, chaque individus consomme par jour 99.28285 Kg  de cereale; Prière de revoir les quantités prises de ces produits.</w:t>
       </w:r>
     </w:p>
     <w:p>
@@ -3340,9 +3340,30 @@
         <w:rPr>
           <w:sz w:val="20"/>
         </w:rPr>
-        <w:t xml:space="preserve">- La quantité de fumure appliquée dans la parcelle MAIS est de 98  qui semble élevé ou ne sait pas, prière de fournir d'effort pour estimer la quantité afin de corriger. La superficie de la parcelle MAIS selon les mesures GPS est de 614.84 hectare qui semble élevé ou faible, prière de corriger. Le document légal (titre, acte, certificat etc. ) qui affirme votre possession de la parcelle MAIS est  et semble exister dans les modalités, prière de prendre attache avec le QG pour plus d'explication afin de la classer bien. </w:t>
+        <w:t xml:space="preserve">- La quantité de fumure appliquée dans la parcelle MAIS est de 98  qui semble élevé ou ne sait pas, prière de fournir d'effort pour estimer la quantité afin de corriger. La superficie de la parcelle MAIS selon les mesures GPS est de 1093.03 hectare qui semble élevé ou faible, prière de corriger. Le document légal (titre, acte, certificat etc. ) qui affirme votre possession de la parcelle MAIS est  et semble exister dans les modalités, prière de prendre attache avec le QG pour plus d'explication afin de la classer bien. </w:t>
         <w:br/>
-        <w:t>- La quantité de fumure appliquée dans la parcelle MAIS est de 98  qui semble élevé ou ne sait pas, prière de fournir d'effort pour estimer la quantité afin de corriger. Le document légal (titre, acte, certificat etc. ) qui affirme votre possession de la parcelle MAIS est  et semble exister dans les modalités, prière de prendre attache avec le QG pour plus d'explication afin de la classer bien.</w:t>
+        <w:t>- La quantité de fumure appliquée dans la parcelle MAIS est de 98  qui semble élevé ou ne sait pas, prière de fournir d'effort pour estimer la quantité afin de corriger. La superficie de la parcelle MAIS selon les mesures GPS est de 614.84 hectare qui semble élevé ou faible, prière de corriger. Le document légal (titre, acte, certificat etc. ) qui affirme votre possession de la parcelle MAIS est  et semble exister dans les modalités, prière de prendre attache avec le QG pour plus d'explication afin de la classer bien.</w:t>
+      </w:r>
+    </w:p>
+    <w:p>
+      <w:r>
+        <w:rPr>
+          <w:b/>
+          <w:color w:val="4672C4"/>
+          <w:sz w:val="22"/>
+        </w:rPr>
+        <w:t>&gt;&gt; Section19 - Equipements agricoles</w:t>
+      </w:r>
+    </w:p>
+    <w:p>
+      <w:pPr>
+        <w:ind w:left="283"/>
+      </w:pPr>
+      <w:r>
+        <w:rPr>
+          <w:sz w:val="20"/>
+        </w:rPr>
+        <w:t>- Attention ! Houe/daba/hilaire a été achété à 1000 Fcfa est relativement faible par rapport aux autres prix d'achat observés dans cette zone. Prière de corriger ou de confirmer avec le QG.</w:t>
       </w:r>
     </w:p>
     <w:p>
@@ -3724,7 +3745,7 @@
         <w:rPr>
           <w:sz w:val="20"/>
         </w:rPr>
-        <w:t>- Attention ! Le prix unitaire d'achat (50 Fcfa) de Carotte en Pièce (Moyen) est relativement faible par rapport aux autres prix observés dans cette zone. Prière de corriger ou de confirmer avec le QG. Avertissement!!! Le ménage a consommé 25 Cuillère Tres petit de Chocolat pâte à tartiner, cette quantité semble anormale pour une consommation des 7 derniers jours.Prière de corriger ou de confirmer avec le QG. Avertissement!!! Le ménage a consommé 7 Paquet Moyen de Thé en sachet, cette quantité semble anormale pour une consommation des 7 derniers jours.Prière de corriger ou de confirmer avec le QG. Avertissement!! le prix unitaire (100 Fcfa) de Thé en sachet (unité: Paquet) de taille Moyen est très faible ou élevé. Prière de corriger ou de confirmer avec le QG. Incohérence!! Dans ce ménage, chaque individus consomme par jour 18.88393 Kg  de cereale; Prière de revoir les quantités prises de ces produits. Incohérence!! Dans ce ménage, chaque individus consomme par jour 18.88393 Kg  de cereale; Prière de revoir les quantités prises de ces produits.</w:t>
+        <w:t>- Attention ! Le prix unitaire d'achat (50 Fcfa) de Carotte en Pièce (Moyen) est relativement faible par rapport aux autres prix observés dans cette zone. Prière de corriger ou de confirmer avec le QG. Attention ! Soupçons de quantité anormale! Le ménage de MBALLOU AIDARA avec une taille de 4 personnes a consommé 7 Sachets en Petit de Arachides pilées qui est relativement élevé comme consommation par rapport à la condition de vie des autres ménages de même taille dans cette zone. Prière de corriger ou de confirmer avec le QG. Avertissement!!! Le ménage a consommé 25 Cuillère Tres petit de Chocolat pâte à tartiner, cette quantité semble anormale pour une consommation des 7 derniers jours.Prière de corriger ou de confirmer avec le QG. Avertissement!!! Le ménage a consommé 7 Paquet Moyen de Thé en sachet, cette quantité semble anormale pour une consommation des 7 derniers jours.Prière de corriger ou de confirmer avec le QG. Avertissement!! le prix unitaire (100 Fcfa) de Thé en sachet (unité: Paquet) de taille Moyen est très faible ou élevé. Prière de corriger ou de confirmer avec le QG. Incohérence!! Dans ce ménage, chaque individus consomme par jour 32.19178 Kg  de cereale; Prière de revoir les quantités prises de ces produits. Incohérence!! Dans ce ménage, chaque individus consomme par jour 32.19178 Kg  de cereale; Prière de revoir les quantités prises de ces produits.</w:t>
       </w:r>
     </w:p>
     <w:p>
@@ -4288,7 +4309,7 @@
         <w:rPr>
           <w:sz w:val="20"/>
         </w:rPr>
-        <w:t>- La dernière fois que vous avez acheté Maïs en grain est autoconsomation et semble exister dans les modalités, prière de prendre attache avec le QG pour plus d'explication afin de la classer bien. Attention ! Le prix unitaire d'achat (100 Fcfa) de Vinaigre de vin en Verre ( à thé) (taille unique) est relativement élevé par rapport aux autres prix observés dans cette zone. Prière de corriger ou de confirmer avec le QG. Avertissement!! le prix unitaire (100 Fcfa) de Thé en sachet (unité: Sachets) de taille Tres petit est très faible ou élevé. Prière de corriger ou de confirmer avec le QG. Avertissement!!! Le ménage a consommé 16 Sachets Petit de Sucre en poudre , cette quantité semble anormale pour une consommation des 7 derniers jours.Prière de corriger ou de confirmer avec le QG. Incohérence!! Dans ce ménage, chaque individus consomme par jour 52.94628 Kg  de cereale; Prière de revoir les quantités prises de ces produits.</w:t>
+        <w:t>- La dernière fois que vous avez acheté Maïs en grain est autoconsomation et semble exister dans les modalités, prière de prendre attache avec le QG pour plus d'explication afin de la classer bien. Attention ! Le prix unitaire d'achat (100 Fcfa) de Vinaigre de vin en Verre ( à thé) (taille unique) est relativement élevé par rapport aux autres prix observés dans cette zone. Prière de corriger ou de confirmer avec le QG. Avertissement!! le prix unitaire (100 Fcfa) de Thé en sachet (unité: Sachets) de taille Tres petit est très faible ou élevé. Prière de corriger ou de confirmer avec le QG. Avertissement!!! Le ménage a consommé 16 Sachets Petit de Sucre en poudre , cette quantité semble anormale pour une consommation des 7 derniers jours.Prière de corriger ou de confirmer avec le QG. Incohérence!! Dans ce ménage, chaque individus consomme par jour 91.59629 Kg  de cereale; Prière de revoir les quantités prises de ces produits.</w:t>
       </w:r>
     </w:p>
     <w:p>
@@ -4374,9 +4395,9 @@
         <w:rPr>
           <w:sz w:val="20"/>
         </w:rPr>
-        <w:t xml:space="preserve">- La superficie de la parcelle mais est de 9999 Mètre Carré (m^2), elle doit être renseignée et ne doit pas contenir des chiffres de 9999 ou 0. Prière de corriger. Le document légal (titre, acte, certificat etc. ) qui affirme votre possession de la parcelle mais est  et semble exister dans les modalités, prière de prendre attache avec le QG pour plus d'explication afin de la classer bien. </w:t>
+        <w:t xml:space="preserve">- La superficie de la parcelle mais est de 9999 Mètre Carré (m^2), elle doit être renseignée et ne doit pas contenir des chiffres de 9999 ou 0. Prière de corriger. La superficie de la parcelle mais selon les mesures GPS est de 2795 hectare qui semble élevé ou faible, prière de corriger. Le document légal (titre, acte, certificat etc. ) qui affirme votre possession de la parcelle mais est  et semble exister dans les modalités, prière de prendre attache avec le QG pour plus d'explication afin de la classer bien. </w:t>
         <w:br/>
-        <w:t>- La superficie de la parcelle mais est de 9999 Mètre Carré (m^2), elle doit être renseignée et ne doit pas contenir des chiffres de 9999 ou 0. Prière de corriger. Le nombre de jour passés au préparation du sol et des semis ou au sarclage et l'entretien du sol ou aux récoltes d'un membre du ménage est trop élevé, veuillez revoir. Le document légal (titre, acte, certificat etc. ) qui affirme votre possession de la parcelle mais est  et semble exister dans les modalités, prière de prendre attache avec le QG pour plus d'explication afin de la classer bien.</w:t>
+        <w:t>- La superficie de la parcelle mais est de 9999 Mètre Carré (m^2), elle doit être renseignée et ne doit pas contenir des chiffres de 9999 ou 0. Prière de corriger. Le nombre de jour passés au préparation du sol et des semis ou au sarclage et l'entretien du sol ou aux récoltes d'un membre du ménage est trop élevé, veuillez revoir. La superficie de la parcelle mais selon les mesures GPS est de 5347 hectare qui semble élevé ou faible, prière de corriger. Le document légal (titre, acte, certificat etc. ) qui affirme votre possession de la parcelle mais est  et semble exister dans les modalités, prière de prendre attache avec le QG pour plus d'explication afin de la classer bien.</w:t>
       </w:r>
     </w:p>
     <w:p>
@@ -4799,7 +4820,7 @@
         <w:br/>
         <w:t xml:space="preserve">- Peu probable! MAMADOU DIALLO  n'arrive pas  à comprendre un petit texte lu dans une langue locale (s02q03). Veuillez corriger ou donner des explications au QG. Peu probable! MAMADOU DIALLO  ne sait ni lire, ni écrire, ni comprendre dans aucune des langues  (s02q01,s02q02,s02q03). Veuillez corriger ou donner des explications au QG. </w:t>
         <w:br/>
-        <w:t xml:space="preserve">- Peu probable! MARIEMA DIALLO  n'arrive pas  à comprendre un petit texte lu dans une langue locale (s02q03). Veuillez corriger ou donner des explications au QG. Attention ! Le frais de scolarité (1000 Fcfa) de MARIEMA DIALLO en 1ére année de Secondaire 1 (Moyen) Général est relativement faible par rapport aux autres frais de scolarités observés dans cette zone. Prière de corriger ou de confirmer avec le QG. </w:t>
+        <w:t xml:space="preserve">- Peu probable! MARIEMA DIALLO  n'arrive pas  à comprendre un petit texte lu dans une langue locale (s02q03). Veuillez corriger ou donner des explications au QG. </w:t>
         <w:br/>
         <w:t>- Peu probable! YOUSSOUPH MBENGUE  n'arrive pas  à comprendre un petit texte lu dans une langue locale (s02q03). Veuillez corriger ou donner des explications au QG.</w:t>
       </w:r>
@@ -4868,7 +4889,7 @@
         <w:rPr>
           <w:sz w:val="20"/>
         </w:rPr>
-        <w:t>- Attention ! Le prix unitaire d'achat (150 Fcfa) de Choux en Pièce (Petit) est relativement élevé par rapport aux autres prix observés dans cette zone. Prière de corriger ou de confirmer avec le QG. Attention ! Le prix unitaire d'achat (150 Fcfa) de Manioc en tubercules en Pièce (Petit) est relativement élevé par rapport aux autres prix observés dans cette zone. Prière de corriger ou de confirmer avec le QG. Avertissement!!! Le ménage a consommé 11 Sachets industriel Petit de Sucre en poudre , cette quantité semble anormale pour une consommation des 7 derniers jours.Prière de corriger ou de confirmer avec le QG. Avertissement!!! Le ménage a consommé 7 Paquet Petit de Thé en sachet, cette quantité semble anormale pour une consommation des 7 derniers jours.Prière de corriger ou de confirmer avec le QG. Avertissement!! le prix unitaire (150 Fcfa) de Thé en sachet (unité: Paquet) de taille Petit est très faible ou élevé. Prière de corriger ou de confirmer avec le QG. Attention ! Le prix unitaire d'achat (150 Fcfa) de Thé en sachet en Paquet (Petit) est relativement élevé par rapport aux autres prix observés dans cette zone. Prière de corriger ou de confirmer avec le QG. Incohérence!! Dans ce ménage, chaque individus consomme par jour 31.05952 Kg  de cereale; Prière de revoir les quantités prises de ces produits. Incohérence!! Dans ce ménage, chaque individus consomme par jour 31.05952 Kg  de cereale; Prière de revoir les quantités prises de ces produits. Le prix d'achat unitaire (1 Fcfa) de Poivre en Sachets industriel de taille Tres petit  est invraisemblable, prière de regarder les reponses prises dans les questions s07bq07a s07bq07b s07bq07c s07bq08 pour mieux corriger. Attention ! Le prix unitaire d'achat (1 Fcfa) de Poivre en Sachets industriel (Tres petit) est relativement faible par rapport aux autres prix observés dans cette zone. Prière de corriger ou de confirmer avec le QG.</w:t>
+        <w:t>- Attention ! Le prix unitaire d'achat (150 Fcfa) de Choux en Pièce (Petit) est relativement élevé par rapport aux autres prix observés dans cette zone. Prière de corriger ou de confirmer avec le QG. Attention ! Le prix unitaire d'achat (150 Fcfa) de Manioc en tubercules en Pièce (Petit) est relativement élevé par rapport aux autres prix observés dans cette zone. Prière de corriger ou de confirmer avec le QG. Attention ! Le prix unitaire d'achat (50 Fcfa) de Ail en Gousse (Petit) est relativement faible par rapport aux autres prix observés dans cette zone. Prière de corriger ou de confirmer avec le QG. Avertissement!!! Le ménage a consommé 11 Sachets industriel Petit de Sucre en poudre , cette quantité semble anormale pour une consommation des 7 derniers jours.Prière de corriger ou de confirmer avec le QG. Avertissement!!! Le ménage a consommé 7 Paquet Petit de Thé en sachet, cette quantité semble anormale pour une consommation des 7 derniers jours.Prière de corriger ou de confirmer avec le QG. Avertissement!! le prix unitaire (150 Fcfa) de Thé en sachet (unité: Paquet) de taille Petit est très faible ou élevé. Prière de corriger ou de confirmer avec le QG. Attention ! Le prix unitaire d'achat (150 Fcfa) de Thé en sachet en Paquet (Petit) est relativement élevé par rapport aux autres prix observés dans cette zone. Prière de corriger ou de confirmer avec le QG. Incohérence!! Dans ce ménage, chaque individus consomme par jour 50.13889 Kg  de cereale; Prière de revoir les quantités prises de ces produits. Incohérence!! Dans ce ménage, chaque individus consomme par jour 50.13889 Kg  de cereale; Prière de revoir les quantités prises de ces produits. Le prix d'achat unitaire (1 Fcfa) de Poivre en Sachets industriel de taille Tres petit  est invraisemblable, prière de regarder les reponses prises dans les questions s07bq07a s07bq07b s07bq07c s07bq08 pour mieux corriger.</w:t>
       </w:r>
     </w:p>
     <w:p>
@@ -5290,28 +5311,7 @@
         <w:rPr>
           <w:sz w:val="20"/>
         </w:rPr>
-        <w:t>- Les informations sur l'acte de naissance (ni Jours, ni mois et ni années) de  Mamoudou Diallo  manquent, s'il vous plait pouvez-vous fournir d'effort pour avoir ces informations. Incohérence!! Le nombre d'année (9999) que Mamoudou Diallo a vécu dans la localité est superieur à son âge (65) ou ne sait pas. Prière de corriger.</w:t>
-      </w:r>
-    </w:p>
-    <w:p>
-      <w:r>
-        <w:rPr>
-          <w:b/>
-          <w:color w:val="4672C4"/>
-          <w:sz w:val="22"/>
-        </w:rPr>
-        <w:t>&gt;&gt; Section3 - Sante</w:t>
-      </w:r>
-    </w:p>
-    <w:p>
-      <w:pPr>
-        <w:ind w:left="283"/>
-      </w:pPr>
-      <w:r>
-        <w:rPr>
-          <w:sz w:val="20"/>
-        </w:rPr>
-        <w:t>- Vous déclarez que Mamoudou Diallo dans ce ménage s'est consulté dans un service de santé, ou chez un guérisseur au cours des 3 derniers mois sans hospitalisation (ne pas considérer les consultations prénatales) q13=Oui, mais vous avez pris NSP partout de la question q14 à q21.</w:t>
+        <w:t>- Incohérence!! Le nombre d'année (9999) que Mamoudou Diallo a vécu dans la localité est superieur à son âge (65) ou ne sait pas. Prière de corriger.</w:t>
       </w:r>
     </w:p>
     <w:p>
@@ -5332,7 +5332,7 @@
         <w:rPr>
           <w:sz w:val="20"/>
         </w:rPr>
-        <w:t>- Incohérence!! Dans ce ménage, chaque individus consomme par jour 208.4814 Kg  de cereale; Prière de revoir les quantités prises de ces produits.</w:t>
+        <w:t>- Incohérence!! Dans ce ménage, chaque individus consomme par jour 406.0886 Kg  de cereale; Prière de revoir les quantités prises de ces produits.</w:t>
       </w:r>
     </w:p>
     <w:p>
@@ -5353,8 +5353,6 @@
         <w:rPr>
           <w:sz w:val="20"/>
         </w:rPr>
-        <w:t xml:space="preserve">- La dépense en alimentation pour Magal  ne peut être 0. Veuillez s'il vous plaît revoir ce montant. </w:t>
-        <w:br/>
         <w:t xml:space="preserve">- La somme des dépenses pour Autres fêtes réligieuses musulmanes  pour ce ménage semble  faible, merci de regarder les montants pris dans les questions s09Aq03 s09Aq04 s09Aq05 s09Aq06 s09Aq07 et corriger. </w:t>
         <w:br/>
         <w:t>- La somme des dépenses pour Gamou  pour ce ménage semble  faible, merci de regarder les montants pris dans les questions s09Aq03 s09Aq04 s09Aq05 s09Aq06 s09Aq07 et corriger.</w:t>
@@ -5409,27 +5407,6 @@
           <w:color w:val="4672C4"/>
           <w:sz w:val="22"/>
         </w:rPr>
-        <w:t>&gt;&gt; Section12 - Actifs du menage</w:t>
-      </w:r>
-    </w:p>
-    <w:p>
-      <w:pPr>
-        <w:ind w:left="283"/>
-      </w:pPr>
-      <w:r>
-        <w:rPr>
-          <w:sz w:val="20"/>
-        </w:rPr>
-        <w:t>- Attention ! Moto/Vélomoteur/Tricycle à moteur a été revendu à 15000 Fcfa qui est relativement faible par rapport aux autres prix de revente observés dans cette zone. Prière de corriger ou de confirmer avec le QG.</w:t>
-      </w:r>
-    </w:p>
-    <w:p>
-      <w:r>
-        <w:rPr>
-          <w:b/>
-          <w:color w:val="4672C4"/>
-          <w:sz w:val="22"/>
-        </w:rPr>
         <w:t>&gt;&gt; Section13a - Transferts recus</w:t>
       </w:r>
     </w:p>
@@ -5462,9 +5439,9 @@
         <w:rPr>
           <w:sz w:val="20"/>
         </w:rPr>
-        <w:t xml:space="preserve">- La superficie de la parcelle Maïs est de 9999 Mètre Carré (m^2), elle doit être renseignée et ne doit pas contenir des chiffres de 9999 ou 0. Prière de corriger. Le document légal (titre, acte, certificat etc. ) qui affirme votre possession de la parcelle Maïs est  et semble exister dans les modalités, prière de prendre attache avec le QG pour plus d'explication afin de la classer bien. </w:t>
+        <w:t xml:space="preserve">- Le document légal (titre, acte, certificat etc. ) qui affirme votre possession de la parcelle Maïs est  et semble exister dans les modalités, prière de prendre attache avec le QG pour plus d'explication afin de la classer bien. </w:t>
         <w:br/>
-        <w:t>- La superficie de la parcelle Maïs est de 9999 Mètre Carré (m^2), elle doit être renseignée et ne doit pas contenir des chiffres de 9999 ou 0. Prière de corriger. Le document légal (titre, acte, certificat etc. ) qui affirme votre possession de la parcelle Maïs est  et semble exister dans les modalités, prière de prendre attache avec le QG pour plus d'explication afin de la classer bien.</w:t>
+        <w:t>- Le document légal (titre, acte, certificat etc. ) qui affirme votre possession de la parcelle Maïs est  et semble exister dans les modalités, prière de prendre attache avec le QG pour plus d'explication afin de la classer bien.</w:t>
       </w:r>
     </w:p>
     <w:p>
@@ -6017,7 +5994,7 @@
         <w:rPr>
           <w:sz w:val="20"/>
         </w:rPr>
-        <w:t>- Avertissement!!! Le ménage a consommé 21 Paquet Tres petit de Thé en sachet, cette quantité semble anormale pour une consommation des 7 derniers jours.Prière de corriger ou de confirmer avec le QG. Avertissement!! le prix unitaire (100 Fcfa) de Thé en sachet (unité: Paquet) de taille Tres petit est très faible ou élevé. Prière de corriger ou de confirmer avec le QG. Avertissement!!! Le ménage a consommé 37 Sachets Petit de Sucre en poudre , cette quantité semble anormale pour une consommation des 7 derniers jours.Prière de corriger ou de confirmer avec le QG. Attention ! Le prix unitaire d'achat (40 Fcfa) de Sucre en poudre  en Sachets (Petit) est relativement faible par rapport aux autres prix observés dans cette zone. Prière de corriger ou de confirmer avec le QG. Avertissement!!! Le ménage a consommé 8 Pièce Tres petit de Silure séché, cette quantité semble anormale pour une consommation des 7 derniers jours.Prière de corriger ou de confirmer avec le QG. Incohérence!! Dans ce ménage, chaque individus consomme par jour 16.87083 Kg  de cereale; Prière de revoir les quantités prises de ces produits. Incohérence!! Dans ce ménage, chaque individus consomme par jour 16.87083 Kg  de cereale; Prière de revoir les quantités prises de ces produits.</w:t>
+        <w:t>- Avertissement!!! Le ménage a consommé 21 Paquet Tres petit de Thé en sachet, cette quantité semble anormale pour une consommation des 7 derniers jours.Prière de corriger ou de confirmer avec le QG. Avertissement!! le prix unitaire (100 Fcfa) de Thé en sachet (unité: Paquet) de taille Tres petit est très faible ou élevé. Prière de corriger ou de confirmer avec le QG. Avertissement!!! Le ménage a consommé 37 Sachets Petit de Sucre en poudre , cette quantité semble anormale pour une consommation des 7 derniers jours.Prière de corriger ou de confirmer avec le QG. Attention ! Le prix unitaire d'achat (40 Fcfa) de Sucre en poudre  en Sachets (Petit) est relativement faible par rapport aux autres prix observés dans cette zone. Prière de corriger ou de confirmer avec le QG. Avertissement!!! Le ménage a consommé 8 Pièce Tres petit de Silure séché, cette quantité semble anormale pour une consommation des 7 derniers jours.Prière de corriger ou de confirmer avec le QG. Incohérence!! Dans ce ménage, chaque individus consomme par jour 31.07738 Kg  de cereale; Prière de revoir les quantités prises de ces produits. Incohérence!! Dans ce ménage, chaque individus consomme par jour 31.07738 Kg  de cereale; Prière de revoir les quantités prises de ces produits.</w:t>
       </w:r>
     </w:p>
     <w:p>
@@ -6493,7 +6470,7 @@
         <w:rPr>
           <w:sz w:val="20"/>
         </w:rPr>
-        <w:t>- Attention ! Le prix unitaire d'achat (200 Fcfa) de Soumbala (moutarde africaine) en Sachets (Petit) est relativement élevé par rapport aux autres prix observés dans cette zone. Prière de corriger ou de confirmer avec le QG. Avertissement!! La quantité (3.25 litre) du produit Huile de soja  consommée  par le ménage semble très élevé, prière de corriger ou confirmer avec le QG. Avertissement!!! Le ménage a consommé 7 Paquet Tres petit de Thé en sachet, cette quantité semble anormale pour une consommation des 7 derniers jours.Prière de corriger ou de confirmer avec le QG. Avertissement!! le prix unitaire (125 Fcfa) de Thé en sachet (unité: Paquet) de taille Tres petit est très faible ou élevé. Prière de corriger ou de confirmer avec le QG. Incohérence!! Dans ce ménage, chaque individus consomme par jour 39.11286 Kg  de cereale; Prière de revoir les quantités prises de ces produits. Incohérence!! Dans ce ménage, chaque individus consomme par jour 39.11286 Kg  de cereale; Prière de revoir les quantités prises de ces produits. Le prix d'achat unitaire (1500 Fcfa) de Fonio en Kg de taille taille unique semble élevé, prière de regarder les reponses prises dans les questions s07bq07a s07bq07b s07bq07c s07bq08 pour mieux corriger.</w:t>
+        <w:t>- Attention ! Le prix unitaire d'achat (200 Fcfa) de Soumbala (moutarde africaine) en Sachets (Petit) est relativement élevé par rapport aux autres prix observés dans cette zone. Prière de corriger ou de confirmer avec le QG. Avertissement!! La quantité (3.25 litre) du produit Huile de soja  consommée  par le ménage semble très élevé, prière de corriger ou confirmer avec le QG. Avertissement!!! Le ménage a consommé 7 Paquet Tres petit de Thé en sachet, cette quantité semble anormale pour une consommation des 7 derniers jours.Prière de corriger ou de confirmer avec le QG. Avertissement!! le prix unitaire (125 Fcfa) de Thé en sachet (unité: Paquet) de taille Tres petit est très faible ou élevé. Prière de corriger ou de confirmer avec le QG. Incohérence!! Dans ce ménage, chaque individus consomme par jour 100.7705 Kg  de cereale; Prière de revoir les quantités prises de ces produits. Incohérence!! Dans ce ménage, chaque individus consomme par jour 100.7705 Kg  de cereale; Prière de revoir les quantités prises de ces produits. Le prix d'achat unitaire (1500 Fcfa) de Fonio en Kg de taille taille unique semble élevé, prière de regarder les reponses prises dans les questions s07bq07a s07bq07b s07bq07c s07bq08 pour mieux corriger.</w:t>
       </w:r>
     </w:p>
     <w:p>
@@ -7115,7 +7092,7 @@
         <w:rPr>
           <w:sz w:val="20"/>
         </w:rPr>
-        <w:t>- Attention ! Le prix unitaire d'achat (1000 Fcfa) de Beurre en Pot (Petit) est relativement faible par rapport aux autres prix observés dans cette zone. Prière de corriger ou de confirmer avec le QG. Attention ! Le prix unitaire d'achat (3400 Fcfa) de Lait en poudre en Kg (taille unique) est relativement élevé par rapport aux autres prix observés dans cette zone. Prière de corriger ou de confirmer avec le QG. Avertissement!!! Le ménage a consommé 11 Cuillère Tres petit de Chocolat pâte à tartiner, cette quantité semble anormale pour une consommation des 7 derniers jours.Prière de corriger ou de confirmer avec le QG. Avertissement!!! Le ménage a consommé 2 Paquet Tres petit de Thé en sachet, cette quantité semble anormale pour une consommation des 7 derniers jours.Prière de corriger ou de confirmer avec le QG. Avertissement!! le prix unitaire (150 Fcfa) de Thé en sachet (unité: Paquet) de taille Tres petit est très faible ou élevé. Prière de corriger ou de confirmer avec le QG. Avertissement!!!Le ménage a consommé 63 Cuillère de Tres petit de Café en poudre soluble  ce qui semble incoherent pour une consommation aucours des 7 derniers jours, prière de verifier et corriger. Incohérence!! Dans ce ménage, chaque individus consomme par jour 16.45407 Kg  de cereale; Prière de revoir les quantités prises de ces produits. Incohérence!! Dans ce ménage, chaque individus consomme par jour 16.45407 Kg  de cereale; Prière de revoir les quantités prises de ces produits. Attention ! Le prix unitaire d'achat (375 Fcfa) de Mil en Kg (taille unique) est relativement faible par rapport aux autres prix observés dans cette zone. Prière de corriger ou de confirmer avec le QG.</w:t>
+        <w:t>- Attention ! Le prix unitaire d'achat (1000 Fcfa) de Beurre en Pot (Petit) est relativement faible par rapport aux autres prix observés dans cette zone. Prière de corriger ou de confirmer avec le QG. Attention ! Le prix unitaire d'achat (3400 Fcfa) de Lait en poudre en Kg (taille unique) est relativement élevé par rapport aux autres prix observés dans cette zone. Prière de corriger ou de confirmer avec le QG. Avertissement!!! Le ménage a consommé 11 Cuillère Tres petit de Chocolat pâte à tartiner, cette quantité semble anormale pour une consommation des 7 derniers jours.Prière de corriger ou de confirmer avec le QG. Avertissement!!! Le ménage a consommé 2 Paquet Tres petit de Thé en sachet, cette quantité semble anormale pour une consommation des 7 derniers jours.Prière de corriger ou de confirmer avec le QG. Avertissement!! le prix unitaire (150 Fcfa) de Thé en sachet (unité: Paquet) de taille Tres petit est très faible ou élevé. Prière de corriger ou de confirmer avec le QG. Avertissement!!!Le ménage a consommé 63 Cuillère de Tres petit de Café en poudre soluble  ce qui semble incoherent pour une consommation aucours des 7 derniers jours, prière de verifier et corriger. Incohérence!! Dans ce ménage, chaque individus consomme par jour 29.31736 Kg  de cereale; Prière de revoir les quantités prises de ces produits. Incohérence!! Dans ce ménage, chaque individus consomme par jour 29.31736 Kg  de cereale; Prière de revoir les quantités prises de ces produits.</w:t>
       </w:r>
     </w:p>
     <w:p>
